--- a/08_Arrays/08_Mitarbeitsfrage.docx
+++ b/08_Arrays/08_Mitarbeitsfrage.docx
@@ -7,7 +7,7 @@
         <w:pStyle w:val="berschrift1"/>
       </w:pPr>
       <w:r>
-        <w:t>Strings</w:t>
+        <w:t>Arrays</w:t>
       </w:r>
     </w:p>
     <w:p/>
@@ -725,6 +725,162 @@
               </w:rPr>
               <w:t xml:space="preserve"> </w:t>
             </w:r>
+          </w:p>
+        </w:tc>
+        <w:tc>
+          <w:tcPr>
+            <w:tcW w:w="4815" w:type="dxa"/>
+          </w:tcPr>
+          <w:p>
+            <w:pPr>
+              <w:cnfStyle w:val="000000000000" w:firstRow="0" w:lastRow="0" w:firstColumn="0" w:lastColumn="0" w:oddVBand="0" w:evenVBand="0" w:oddHBand="0" w:evenHBand="0" w:firstRowFirstColumn="0" w:firstRowLastColumn="0" w:lastRowFirstColumn="0" w:lastRowLastColumn="0"/>
+            </w:pPr>
+          </w:p>
+        </w:tc>
+      </w:tr>
+      <w:tr>
+        <w:trPr>
+          <w:cnfStyle w:val="000000100000" w:firstRow="0" w:lastRow="0" w:firstColumn="0" w:lastColumn="0" w:oddVBand="0" w:evenVBand="0" w:oddHBand="1" w:evenHBand="0" w:firstRowFirstColumn="0" w:firstRowLastColumn="0" w:lastRowFirstColumn="0" w:lastRowLastColumn="0"/>
+        </w:trPr>
+        <w:tc>
+          <w:tcPr>
+            <w:cnfStyle w:val="001000000000" w:firstRow="0" w:lastRow="0" w:firstColumn="1" w:lastColumn="0" w:oddVBand="0" w:evenVBand="0" w:oddHBand="0" w:evenHBand="0" w:firstRowFirstColumn="0" w:firstRowLastColumn="0" w:lastRowFirstColumn="0" w:lastRowLastColumn="0"/>
+            <w:tcW w:w="4957" w:type="dxa"/>
+          </w:tcPr>
+          <w:p>
+            <w:r>
+              <w:rPr>
+                <w:b w:val="0"/>
+                <w:bCs w:val="0"/>
+              </w:rPr>
+              <w:t>Suche die kleinste Zahl in dem folgenden Array</w:t>
+            </w:r>
+            <w:r>
+              <w:rPr>
+                <w:b w:val="0"/>
+                <w:bCs w:val="0"/>
+              </w:rPr>
+              <w:t>!</w:t>
+            </w:r>
+            <w:r>
+              <w:rPr>
+                <w:b w:val="0"/>
+                <w:bCs w:val="0"/>
+              </w:rPr>
+              <w:br/>
+            </w:r>
+            <w:proofErr w:type="spellStart"/>
+            <w:proofErr w:type="gramStart"/>
+            <w:r>
+              <w:rPr>
+                <w:b w:val="0"/>
+                <w:bCs w:val="0"/>
+              </w:rPr>
+              <w:t>int</w:t>
+            </w:r>
+            <w:proofErr w:type="spellEnd"/>
+            <w:r>
+              <w:rPr>
+                <w:b w:val="0"/>
+                <w:bCs w:val="0"/>
+              </w:rPr>
+              <w:t>[</w:t>
+            </w:r>
+            <w:proofErr w:type="gramEnd"/>
+            <w:r>
+              <w:rPr>
+                <w:b w:val="0"/>
+                <w:bCs w:val="0"/>
+              </w:rPr>
+              <w:t xml:space="preserve">] </w:t>
+            </w:r>
+            <w:proofErr w:type="spellStart"/>
+            <w:r>
+              <w:rPr>
+                <w:b w:val="0"/>
+                <w:bCs w:val="0"/>
+              </w:rPr>
+              <w:t>ar</w:t>
+            </w:r>
+            <w:proofErr w:type="spellEnd"/>
+            <w:r>
+              <w:rPr>
+                <w:b w:val="0"/>
+                <w:bCs w:val="0"/>
+              </w:rPr>
+              <w:t xml:space="preserve"> = {1 ,3, 7, -1 ,- 20, 0 }</w:t>
+            </w:r>
+          </w:p>
+          <w:p>
+            <w:pPr>
+              <w:rPr>
+                <w:b w:val="0"/>
+                <w:bCs w:val="0"/>
+              </w:rPr>
+            </w:pPr>
+          </w:p>
+        </w:tc>
+        <w:tc>
+          <w:tcPr>
+            <w:tcW w:w="4815" w:type="dxa"/>
+          </w:tcPr>
+          <w:p>
+            <w:pPr>
+              <w:cnfStyle w:val="000000100000" w:firstRow="0" w:lastRow="0" w:firstColumn="0" w:lastColumn="0" w:oddVBand="0" w:evenVBand="0" w:oddHBand="1" w:evenHBand="0" w:firstRowFirstColumn="0" w:firstRowLastColumn="0" w:lastRowFirstColumn="0" w:lastRowLastColumn="0"/>
+            </w:pPr>
+          </w:p>
+        </w:tc>
+      </w:tr>
+      <w:tr>
+        <w:tc>
+          <w:tcPr>
+            <w:cnfStyle w:val="001000000000" w:firstRow="0" w:lastRow="0" w:firstColumn="1" w:lastColumn="0" w:oddVBand="0" w:evenVBand="0" w:oddHBand="0" w:evenHBand="0" w:firstRowFirstColumn="0" w:firstRowLastColumn="0" w:lastRowFirstColumn="0" w:lastRowLastColumn="0"/>
+            <w:tcW w:w="4957" w:type="dxa"/>
+          </w:tcPr>
+          <w:p>
+            <w:r>
+              <w:rPr>
+                <w:b w:val="0"/>
+                <w:bCs w:val="0"/>
+              </w:rPr>
+              <w:t>Welche Sortierverfahren haben wir letzte Woche besprochen?</w:t>
+            </w:r>
+            <w:r>
+              <w:rPr>
+                <w:b w:val="0"/>
+                <w:bCs w:val="0"/>
+              </w:rPr>
+              <w:br/>
+            </w:r>
+            <w:r>
+              <w:rPr>
+                <w:b w:val="0"/>
+                <w:bCs w:val="0"/>
+              </w:rPr>
+              <w:t>Wie funktioniert einer davon?</w:t>
+            </w:r>
+            <w:r>
+              <w:rPr>
+                <w:b w:val="0"/>
+                <w:bCs w:val="0"/>
+              </w:rPr>
+              <w:br/>
+            </w:r>
+            <w:r>
+              <w:rPr>
+                <w:b w:val="0"/>
+                <w:bCs w:val="0"/>
+              </w:rPr>
+              <w:t>Wie funktioniert ein anderer?</w:t>
+            </w:r>
+          </w:p>
+          <w:p>
+            <w:pPr>
+              <w:rPr>
+                <w:b w:val="0"/>
+                <w:bCs w:val="0"/>
+              </w:rPr>
+            </w:pPr>
           </w:p>
         </w:tc>
         <w:tc>
